--- a/ISAS/Reports/Report_8.docx
+++ b/ISAS/Reports/Report_8.docx
@@ -147,21 +147,21 @@
           <w:szCs w:val="28"/>
           <w:lang w:val="en-US"/>
         </w:rPr>
-        <w:t>ERP-</w:t>
+        <w:t>ERP</w:t>
       </w:r>
       <w:r>
         <w:rPr>
           <w:color w:val="000000"/>
           <w:szCs w:val="28"/>
         </w:rPr>
-        <w:t>платформа 1С: Предприятие</w:t>
+        <w:t>-</w:t>
       </w:r>
       <w:r>
         <w:rPr>
           <w:color w:val="000000"/>
           <w:szCs w:val="28"/>
         </w:rPr>
-        <w:t>»</w:t>
+        <w:t>платформа 1С: Предприятие»</w:t>
       </w:r>
     </w:p>
     <w:p>
@@ -551,6 +551,9 @@
       </w:r>
     </w:p>
     <w:p>
+      <w:pPr>
+        <w:jc w:val="center"/>
+      </w:pPr>
       <w:r>
         <w:rPr>
           <w:noProof/>
@@ -653,15 +656,86 @@
       </w:r>
     </w:p>
     <w:p>
+      <w:pPr>
+        <w:jc w:val="center"/>
+      </w:pPr>
       <w:r>
         <w:rPr>
           <w:noProof/>
         </w:rPr>
+        <mc:AlternateContent>
+          <mc:Choice Requires="wps">
+            <w:drawing>
+              <wp:inline distT="0" distB="0" distL="0" distR="0" wp14:anchorId="4B93AB54" wp14:editId="4B819D16">
+                <wp:extent cx="304800" cy="304800"/>
+                <wp:effectExtent l="0" t="0" r="0" b="0"/>
+                <wp:docPr id="2" name="Прямоугольник 2" descr="Сгенерированное изображение 1"/>
+                <wp:cNvGraphicFramePr>
+                  <a:graphicFrameLocks xmlns:a="http://schemas.openxmlformats.org/drawingml/2006/main" noChangeAspect="1"/>
+                </wp:cNvGraphicFramePr>
+                <a:graphic xmlns:a="http://schemas.openxmlformats.org/drawingml/2006/main">
+                  <a:graphicData uri="http://schemas.microsoft.com/office/word/2010/wordprocessingShape">
+                    <wps:wsp>
+                      <wps:cNvSpPr>
+                        <a:spLocks noChangeAspect="1" noChangeArrowheads="1"/>
+                      </wps:cNvSpPr>
+                      <wps:spPr bwMode="auto">
+                        <a:xfrm>
+                          <a:off x="0" y="0"/>
+                          <a:ext cx="304800" cy="304800"/>
+                        </a:xfrm>
+                        <a:prstGeom prst="rect">
+                          <a:avLst/>
+                        </a:prstGeom>
+                        <a:noFill/>
+                        <a:ln>
+                          <a:noFill/>
+                        </a:ln>
+                        <a:extLst>
+                          <a:ext uri="{909E8E84-426E-40DD-AFC4-6F175D3DCCD1}">
+                            <a14:hiddenFill xmlns:a14="http://schemas.microsoft.com/office/drawing/2010/main">
+                              <a:solidFill>
+                                <a:srgbClr val="FFFFFF"/>
+                              </a:solidFill>
+                            </a14:hiddenFill>
+                          </a:ext>
+                          <a:ext uri="{91240B29-F687-4F45-9708-019B960494DF}">
+                            <a14:hiddenLine xmlns:a14="http://schemas.microsoft.com/office/drawing/2010/main" w="9525">
+                              <a:solidFill>
+                                <a:srgbClr val="000000"/>
+                              </a:solidFill>
+                              <a:miter lim="800000"/>
+                              <a:headEnd/>
+                              <a:tailEnd/>
+                            </a14:hiddenLine>
+                          </a:ext>
+                        </a:extLst>
+                      </wps:spPr>
+                      <wps:bodyPr rot="0" vert="horz" wrap="square" lIns="91440" tIns="45720" rIns="91440" bIns="45720" anchor="t" anchorCtr="0" upright="1">
+                        <a:noAutofit/>
+                      </wps:bodyPr>
+                    </wps:wsp>
+                  </a:graphicData>
+                </a:graphic>
+              </wp:inline>
+            </w:drawing>
+          </mc:Choice>
+          <mc:Fallback>
+            <w:pict>
+              <v:rect w14:anchorId="4890ED77" id="Прямоугольник 2" o:spid="_x0000_s1026" alt="Сгенерированное изображение 1" style="width:24pt;height:24pt;visibility:visible;mso-wrap-style:square;mso-left-percent:-10001;mso-top-percent:-10001;mso-position-horizontal:absolute;mso-position-horizontal-relative:char;mso-position-vertical:absolute;mso-position-vertical-relative:line;mso-left-percent:-10001;mso-top-percent:-10001;v-text-anchor:top" o:gfxdata="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" filled="f" stroked="f">
+                <o:lock v:ext="edit" aspectratio="t"/>
+                <w10:anchorlock/>
+              </v:rect>
+            </w:pict>
+          </mc:Fallback>
+        </mc:AlternateContent>
+      </w:r>
+      <w:r>
         <w:drawing>
-          <wp:inline distT="0" distB="0" distL="0" distR="0" wp14:anchorId="54EB275A" wp14:editId="6DEC135C">
-            <wp:extent cx="5940425" cy="1632585"/>
-            <wp:effectExtent l="0" t="0" r="3175" b="5715"/>
-            <wp:docPr id="1828362006" name="Рисунок 1"/>
+          <wp:inline distT="0" distB="0" distL="0" distR="0" wp14:anchorId="36230828" wp14:editId="5DFE18CF">
+            <wp:extent cx="5940425" cy="2000250"/>
+            <wp:effectExtent l="0" t="0" r="3175" b="0"/>
+            <wp:docPr id="1" name="Рисунок 1"/>
             <wp:cNvGraphicFramePr>
               <a:graphicFrameLocks xmlns:a="http://schemas.openxmlformats.org/drawingml/2006/main" noChangeAspect="1"/>
             </wp:cNvGraphicFramePr>
@@ -669,7 +743,7 @@
               <a:graphicData uri="http://schemas.openxmlformats.org/drawingml/2006/picture">
                 <pic:pic xmlns:pic="http://schemas.openxmlformats.org/drawingml/2006/picture">
                   <pic:nvPicPr>
-                    <pic:cNvPr id="1828362006" name=""/>
+                    <pic:cNvPr id="1" name=""/>
                     <pic:cNvPicPr/>
                   </pic:nvPicPr>
                   <pic:blipFill>
@@ -681,7 +755,7 @@
                   <pic:spPr>
                     <a:xfrm>
                       <a:off x="0" y="0"/>
-                      <a:ext cx="5940425" cy="1632585"/>
+                      <a:ext cx="5940425" cy="2000250"/>
                     </a:xfrm>
                     <a:prstGeom prst="rect">
                       <a:avLst/>
@@ -864,6 +938,9 @@
       </w:r>
     </w:p>
     <w:p>
+      <w:pPr>
+        <w:jc w:val="center"/>
+      </w:pPr>
       <w:r>
         <w:rPr>
           <w:noProof/>
@@ -979,20 +1056,20 @@
     </w:p>
     <w:p>
       <w:pPr>
+        <w:jc w:val="center"/>
         <w:rPr>
           <w:lang w:val="en-US"/>
         </w:rPr>
       </w:pPr>
       <w:r>
         <w:rPr>
-          <w:noProof/>
           <w:lang w:val="en-US"/>
         </w:rPr>
         <w:drawing>
-          <wp:inline distT="0" distB="0" distL="0" distR="0" wp14:anchorId="61596554" wp14:editId="3D9143F9">
-            <wp:extent cx="2911092" cy="2476715"/>
-            <wp:effectExtent l="0" t="0" r="3810" b="0"/>
-            <wp:docPr id="2140926871" name="Рисунок 1"/>
+          <wp:inline distT="0" distB="0" distL="0" distR="0" wp14:anchorId="4710CE0C" wp14:editId="0454A068">
+            <wp:extent cx="2926080" cy="2009315"/>
+            <wp:effectExtent l="0" t="0" r="7620" b="0"/>
+            <wp:docPr id="3" name="Рисунок 3"/>
             <wp:cNvGraphicFramePr>
               <a:graphicFrameLocks xmlns:a="http://schemas.openxmlformats.org/drawingml/2006/main" noChangeAspect="1"/>
             </wp:cNvGraphicFramePr>
@@ -1000,7 +1077,7 @@
               <a:graphicData uri="http://schemas.openxmlformats.org/drawingml/2006/picture">
                 <pic:pic xmlns:pic="http://schemas.openxmlformats.org/drawingml/2006/picture">
                   <pic:nvPicPr>
-                    <pic:cNvPr id="2140926871" name=""/>
+                    <pic:cNvPr id="1" name=""/>
                     <pic:cNvPicPr/>
                   </pic:nvPicPr>
                   <pic:blipFill>
@@ -1012,7 +1089,7 @@
                   <pic:spPr>
                     <a:xfrm>
                       <a:off x="0" y="0"/>
-                      <a:ext cx="2911092" cy="2476715"/>
+                      <a:ext cx="2942175" cy="2020367"/>
                     </a:xfrm>
                     <a:prstGeom prst="rect">
                       <a:avLst/>
@@ -1034,6 +1111,9 @@
       </w:r>
     </w:p>
     <w:p>
+      <w:pPr>
+        <w:jc w:val="center"/>
+      </w:pPr>
       <w:r>
         <w:rPr>
           <w:noProof/>
